--- a/docs/sponsorship-proposal.docx
+++ b/docs/sponsorship-proposal.docx
@@ -1183,7 +1183,7 @@
     </w:p>
     <w:p>
       <w:pPr>
-        <w:ind w:left="720" w:first-line="-720"/>
+        <w:ind w:left="720"/>
       </w:pPr>
       <w:r>
         <w:rPr>
@@ -1217,7 +1217,7 @@
     </w:p>
     <w:p>
       <w:pPr>
-        <w:ind w:left="720" w:first-line="-720"/>
+        <w:ind w:left="720"/>
       </w:pPr>
       <w:r>
         <w:rPr>
@@ -1234,7 +1234,7 @@
     </w:p>
     <w:p>
       <w:pPr>
-        <w:ind w:left="720" w:first-line="-720"/>
+        <w:ind w:left="720"/>
       </w:pPr>
       <w:r>
         <w:rPr>
@@ -1251,7 +1251,7 @@
     </w:p>
     <w:p>
       <w:pPr>
-        <w:ind w:left="720" w:first-line="-720"/>
+        <w:ind w:left="720"/>
       </w:pPr>
       <w:r>
         <w:rPr>
@@ -1368,7 +1368,7 @@
           <w:sz w:val="24"/>
           <w:sz-cs w:val="24"/>
         </w:rPr>
-        <w:t xml:space="preserve"> Монголын сурагчид олимпиадаас жил бүр медаль авдаг ч, тэдэнд бодит зүйл бүтээх боломж ховор. Нээлттэй өгөгдөл, монгол хэлтэй AI бэлэн байна.</w:t>
+        <w:t xml:space="preserve"> Монголын сурагчид олимпиадаас жил бүр медаль авдаг ч, тэдэнд бодит зүйл бүтээх боломж ховор.</w:t>
       </w:r>
     </w:p>
     <w:p>

--- a/docs/sponsorship-proposal.docx
+++ b/docs/sponsorship-proposal.docx
@@ -420,246 +420,6 @@
           <w:sz-cs w:val="24"/>
         </w:rPr>
         <w:t xml:space="preserve">Sponsors are welcome to nominate employees and industry professionals to serve as mentors or judges. Mentors can guide teams throughout the 24-hour event, share industry expertise, and help participants develop their ideas. Qualified professionals may also join the judging panels to evaluate projects and recognize outstanding solutions.</w:t>
-      </w:r>
-    </w:p>
-    <w:p>
-      <w:pPr/>
-      <w:r>
-        <w:rPr>
-          <w:rFonts w:ascii="Times" w:hAnsi="Times" w:cs="Times"/>
-          <w:sz w:val="24"/>
-          <w:sz-cs w:val="24"/>
-        </w:rPr>
-        <w:t xml:space="preserve"/>
-      </w:r>
-    </w:p>
-    <w:p>
-      <w:pPr/>
-      <w:r>
-        <w:rPr>
-          <w:rFonts w:ascii="Times" w:hAnsi="Times" w:cs="Times"/>
-          <w:sz w:val="24"/>
-          <w:sz-cs w:val="24"/>
-        </w:rPr>
-        <w:t xml:space="preserve">The event</w:t>
-      </w:r>
-    </w:p>
-    <w:p>
-      <w:pPr/>
-      <w:r>
-        <w:rPr>
-          <w:rFonts w:ascii="Times" w:hAnsi="Times" w:cs="Times"/>
-          <w:sz w:val="24"/>
-          <w:sz-cs w:val="24"/>
-        </w:rPr>
-        <w:t xml:space="preserve"/>
-      </w:r>
-    </w:p>
-    <w:p>
-      <w:pPr/>
-      <w:r>
-        <w:rPr>
-          <w:rFonts w:ascii="Times" w:hAnsi="Times" w:cs="Times"/>
-          <w:sz w:val="24"/>
-          <w:sz-cs w:val="24"/>
-        </w:rPr>
-        <w:t xml:space="preserve"/>
-      </w:r>
-    </w:p>
-    <w:p>
-      <w:pPr/>
-      <w:r>
-        <w:rPr>
-          <w:rFonts w:ascii="Times" w:hAnsi="Times" w:cs="Times"/>
-          <w:sz w:val="24"/>
-          <w:sz-cs w:val="24"/>
-        </w:rPr>
-        <w:t xml:space="preserve">Format</w:t>
-      </w:r>
-    </w:p>
-    <w:p>
-      <w:pPr/>
-      <w:r>
-        <w:rPr>
-          <w:rFonts w:ascii="Times" w:hAnsi="Times" w:cs="Times"/>
-          <w:sz w:val="24"/>
-          <w:sz-cs w:val="24"/>
-        </w:rPr>
-        <w:t xml:space="preserve">24 hours in person, overnight at the venue with adult supervision; teams of 2 to 4; in English</w:t>
-      </w:r>
-    </w:p>
-    <w:p>
-      <w:pPr/>
-      <w:r>
-        <w:rPr>
-          <w:rFonts w:ascii="Times" w:hAnsi="Times" w:cs="Times"/>
-          <w:sz w:val="24"/>
-          <w:sz-cs w:val="24"/>
-        </w:rPr>
-        <w:t xml:space="preserve">Hacking window</w:t>
-      </w:r>
-    </w:p>
-    <w:p>
-      <w:pPr/>
-      <w:r>
-        <w:rPr>
-          <w:rFonts w:ascii="Times" w:hAnsi="Times" w:cs="Times"/>
-          <w:sz w:val="24"/>
-          <w:sz-cs w:val="24"/>
-        </w:rPr>
-        <w:t xml:space="preserve">Saturday 13:00 to Sunday 13:00</w:t>
-      </w:r>
-    </w:p>
-    <w:p>
-      <w:pPr/>
-      <w:r>
-        <w:rPr>
-          <w:rFonts w:ascii="Times" w:hAnsi="Times" w:cs="Times"/>
-          <w:sz w:val="24"/>
-          <w:sz-cs w:val="24"/>
-        </w:rPr>
-        <w:t xml:space="preserve">Participants</w:t>
-      </w:r>
-    </w:p>
-    <w:p>
-      <w:pPr/>
-      <w:r>
-        <w:rPr>
-          <w:rFonts w:ascii="Times" w:hAnsi="Times" w:cs="Times"/>
-          <w:sz w:val="24"/>
-          <w:sz-cs w:val="24"/>
-        </w:rPr>
-        <w:t xml:space="preserve">220+ students aged 14 to 20; 45,000 MNT participation fee; parental consent for under-18s</w:t>
-      </w:r>
-    </w:p>
-    <w:p>
-      <w:pPr/>
-      <w:r>
-        <w:rPr>
-          <w:rFonts w:ascii="Times" w:hAnsi="Times" w:cs="Times"/>
-          <w:sz w:val="24"/>
-          <w:sz-cs w:val="24"/>
-        </w:rPr>
-        <w:t xml:space="preserve">Tracks</w:t>
-      </w:r>
-    </w:p>
-    <w:p>
-      <w:pPr/>
-      <w:r>
-        <w:rPr>
-          <w:rFonts w:ascii="Times" w:hAnsi="Times" w:cs="Times"/>
-          <w:sz w:val="24"/>
-          <w:sz-cs w:val="24"/>
-        </w:rPr>
-        <w:t xml:space="preserve">five: Healthcare, Sustainability, Education, Humanity, AI; software only; teams build anything inside a track, as at TreeHacks</w:t>
-      </w:r>
-    </w:p>
-    <w:p>
-      <w:pPr/>
-      <w:r>
-        <w:rPr>
-          <w:rFonts w:ascii="Times" w:hAnsi="Times" w:cs="Times"/>
-          <w:sz w:val="24"/>
-          <w:sz-cs w:val="24"/>
-        </w:rPr>
-        <w:t xml:space="preserve">Support</w:t>
-      </w:r>
-    </w:p>
-    <w:p>
-      <w:pPr/>
-      <w:r>
-        <w:rPr>
-          <w:rFonts w:ascii="Times" w:hAnsi="Times" w:cs="Times"/>
-          <w:sz w:val="24"/>
-          <w:sz-cs w:val="24"/>
-        </w:rPr>
-        <w:t xml:space="preserve">two workshops Saturday, mentor hours, a night mentor on call</w:t>
-      </w:r>
-    </w:p>
-    <w:p>
-      <w:pPr/>
-      <w:r>
-        <w:rPr>
-          <w:rFonts w:ascii="Times" w:hAnsi="Times" w:cs="Times"/>
-          <w:sz w:val="24"/>
-          <w:sz-cs w:val="24"/>
-        </w:rPr>
-        <w:t xml:space="preserve">Judging</w:t>
-      </w:r>
-    </w:p>
-    <w:p>
-      <w:pPr/>
-      <w:r>
-        <w:rPr>
-          <w:rFonts w:ascii="Times" w:hAnsi="Times" w:cs="Times"/>
-          <w:sz w:val="24"/>
-          <w:sz-cs w:val="24"/>
-        </w:rPr>
-        <w:t xml:space="preserve">one three-judge panel per track visits every team; the five track winners, plus one wildcard if the scores call for it, present on stage; the full panel picks the top three</w:t>
-      </w:r>
-    </w:p>
-    <w:p>
-      <w:pPr/>
-      <w:r>
-        <w:rPr>
-          <w:rFonts w:ascii="Times" w:hAnsi="Times" w:cs="Times"/>
-          <w:sz w:val="24"/>
-          <w:sz-cs w:val="24"/>
-        </w:rPr>
-        <w:t xml:space="preserve">Outputs</w:t>
-      </w:r>
-    </w:p>
-    <w:p>
-      <w:pPr/>
-      <w:r>
-        <w:rPr>
-          <w:rFonts w:ascii="Times" w:hAnsi="Times" w:cs="Times"/>
-          <w:sz w:val="24"/>
-          <w:sz-cs w:val="24"/>
-        </w:rPr>
-        <w:t xml:space="preserve">55 prototypes with public project pages, results post, photos and video, a report to sponsors within a week</w:t>
-      </w:r>
-    </w:p>
-    <w:p>
-      <w:pPr/>
-      <w:r>
-        <w:rPr>
-          <w:rFonts w:ascii="Times" w:hAnsi="Times" w:cs="Times"/>
-          <w:sz w:val="24"/>
-          <w:sz-cs w:val="24"/>
-        </w:rPr>
-        <w:t xml:space="preserve">Safety</w:t>
-      </w:r>
-    </w:p>
-    <w:p>
-      <w:pPr/>
-      <w:r>
-        <w:rPr>
-          <w:rFonts w:ascii="Times" w:hAnsi="Times" w:cs="Times"/>
-          <w:sz w:val="24"/>
-          <w:sz-cs w:val="24"/>
-        </w:rPr>
-        <w:t xml:space="preserve">responsible adult on site throughout, overnight adult shift, first aid, security, sign-out log for minors</w:t>
-      </w:r>
-    </w:p>
-    <w:p>
-      <w:pPr/>
-      <w:r>
-        <w:rPr>
-          <w:rFonts w:ascii="Times" w:hAnsi="Times" w:cs="Times"/>
-          <w:sz w:val="24"/>
-          <w:sz-cs w:val="24"/>
-          <w:b/>
-        </w:rPr>
-        <w:t xml:space="preserve">The five tracks.</w:t>
-      </w:r>
-      <w:r>
-        <w:rPr>
-          <w:rFonts w:ascii="Times" w:hAnsi="Times" w:cs="Times"/>
-          <w:sz w:val="24"/>
-          <w:sz-cs w:val="24"/>
-        </w:rPr>
-        <w:t xml:space="preserve"> Healthcare · Sustainability · Education · Humanity · AI. Every track has its own winner, and three awards cross all tracks: Most Creative, Most Impactful, Most Technically Complex.</w:t>
       </w:r>
     </w:p>
     <w:p>
@@ -1284,182 +1044,6 @@
           <w:sz-cs w:val="24"/>
         </w:rPr>
         <w:t xml:space="preserve"> Goomaral Sandag-Ochir, co-founder and organizer · Anar Tuvshinbayar, co-founder and organizer, anartuvshinbayar1@gmail.com · Website: hack-touchgrass.com · Uram Enerel NGO's registration and bank details come with the contract.</w:t>
-      </w:r>
-    </w:p>
-    <w:p>
-      <w:pPr/>
-      <w:r>
-        <w:rPr>
-          <w:rFonts w:ascii="Times" w:hAnsi="Times" w:cs="Times"/>
-          <w:sz w:val="24"/>
-          <w:sz-cs w:val="24"/>
-        </w:rPr>
-        <w:t xml:space="preserve"/>
-      </w:r>
-    </w:p>
-    <w:p>
-      <w:pPr/>
-      <w:r>
-        <w:rPr>
-          <w:rFonts w:ascii="Times" w:hAnsi="Times" w:cs="Times"/>
-          <w:sz w:val="24"/>
-          <w:sz-cs w:val="24"/>
-        </w:rPr>
-        <w:t xml:space="preserve">Монгол</w:t>
-      </w:r>
-    </w:p>
-    <w:p>
-      <w:pPr/>
-      <w:r>
-        <w:rPr>
-          <w:rFonts w:ascii="Times" w:hAnsi="Times" w:cs="Times"/>
-          <w:sz w:val="24"/>
-          <w:sz-cs w:val="24"/>
-        </w:rPr>
-        <w:t xml:space="preserve"/>
-      </w:r>
-    </w:p>
-    <w:p>
-      <w:pPr/>
-      <w:r>
-        <w:rPr>
-          <w:rFonts w:ascii="Times" w:hAnsi="Times" w:cs="Times"/>
-          <w:sz w:val="24"/>
-          <w:sz-cs w:val="24"/>
-          <w:b/>
-        </w:rPr>
-        <w:t xml:space="preserve">Touch Grass · Залуучуудын 24 цагийн хакатон · Эрүүл мэнд · Тогтвортой хөгжил · Боловсрол · Хүмүүнлэг · AI · 2026.11.07–08 · Улаанбаатар</w:t>
-      </w:r>
-    </w:p>
-    <w:p>
-      <w:pPr/>
-      <w:r>
-        <w:rPr>
-          <w:rFonts w:ascii="Times" w:hAnsi="Times" w:cs="Times"/>
-          <w:sz w:val="24"/>
-          <w:sz-cs w:val="24"/>
-          <w:b/>
-        </w:rPr>
-        <w:t xml:space="preserve">Юу болох вэ.</w:t>
-      </w:r>
-      <w:r>
-        <w:rPr>
-          <w:rFonts w:ascii="Times" w:hAnsi="Times" w:cs="Times"/>
-          <w:sz w:val="24"/>
-          <w:sz-cs w:val="24"/>
-        </w:rPr>
-        <w:t xml:space="preserve"> 14–20 насны 220 гаруй дунд, ахлах ангийн сурагч, оюутан 55 орчим багт хуваагдан 24 цагийн дотор бодит асуудлыг шийдэх прототип бүтээнэ. Стэнфордын TreeHacks-ийн загвараар таван чиглэл: эрүүл мэнд; тогтвортой хөгжил; боловсрол; хүмүүнлэг; хиймэл оюун ухаан (AI). Салбарын мэргэжилтнүүд баг бүрийг дүгнэнэ.</w:t>
-      </w:r>
-    </w:p>
-    <w:p>
-      <w:pPr/>
-      <w:r>
-        <w:rPr>
-          <w:rFonts w:ascii="Times" w:hAnsi="Times" w:cs="Times"/>
-          <w:sz w:val="24"/>
-          <w:sz-cs w:val="24"/>
-          <w:b/>
-        </w:rPr>
-        <w:t xml:space="preserve">Яагаад.</w:t>
-      </w:r>
-      <w:r>
-        <w:rPr>
-          <w:rFonts w:ascii="Times" w:hAnsi="Times" w:cs="Times"/>
-          <w:sz w:val="24"/>
-          <w:sz-cs w:val="24"/>
-        </w:rPr>
-        <w:t xml:space="preserve"> Монголын сурагчид олимпиадаас жил бүр медаль авдаг ч, тэдэнд бодит зүйл бүтээх боломж ховор.</w:t>
-      </w:r>
-    </w:p>
-    <w:p>
-      <w:pPr/>
-      <w:r>
-        <w:rPr>
-          <w:rFonts w:ascii="Times" w:hAnsi="Times" w:cs="Times"/>
-          <w:sz w:val="24"/>
-          <w:sz-cs w:val="24"/>
-          <w:b/>
-        </w:rPr>
-        <w:t xml:space="preserve">Хэн.</w:t>
-      </w:r>
-      <w:r>
-        <w:rPr>
-          <w:rFonts w:ascii="Times" w:hAnsi="Times" w:cs="Times"/>
-          <w:sz w:val="24"/>
-          <w:sz-cs w:val="24"/>
-        </w:rPr>
-        <w:t xml:space="preserve"> Hackathon Mongolia — хөтөлбөр, шүүлт, бүртгэлийг хариуцах сурагч, оюутны зохион байгуулагчдын нэгдэл. Урам Энэрэл ТББ (Uram Care) — улсын бүртгэлтэй, залуучуудын эрүүл мэндийн ТББ; гэрээ, санхүү, тайланг хариуцна. Үүсгэн байгуулагч, зохион байгуулагчид: Анар Түвшинбаяр, Гоомарал Сандаг-Очир.</w:t>
-      </w:r>
-    </w:p>
-    <w:p>
-      <w:pPr/>
-      <w:r>
-        <w:rPr>
-          <w:rFonts w:ascii="Times" w:hAnsi="Times" w:cs="Times"/>
-          <w:sz w:val="24"/>
-          <w:sz-cs w:val="24"/>
-          <w:b/>
-        </w:rPr>
-        <w:t xml:space="preserve">Ментор болон шүүгчээр оролцох боломж</w:t>
-      </w:r>
-      <w:r>
-        <w:rPr>
-          <w:rFonts w:ascii="Times" w:hAnsi="Times" w:cs="Times"/>
-          <w:sz w:val="24"/>
-          <w:sz-cs w:val="24"/>
-        </w:rPr>
-        <w:t xml:space="preserve">. Ивээн тэтгэгч байгууллагууд өөрийн ажилтан, салбарын мэргэжилтнүүдийг хакатоны ментор эсвэл шүүгчээр оролцуулах боломжтой. Менторууд 24 цагийн турш багуудад зөвлөгөө өгч, өөрсдийн туршлага, мэдлэгээ хуваалцан, санаагаа хөгжүүлэхэд нь тусална. Мөн шаардлага хангасан мэргэжилтнүүд шүүгчдийн бүрэлдэхүүнд нэгдэж, багуудын бүтээлийг үнэлэн, шилдэг шийдлүүдийг тодруулах боломжтой.</w:t>
-      </w:r>
-    </w:p>
-    <w:p>
-      <w:pPr/>
-      <w:r>
-        <w:rPr>
-          <w:rFonts w:ascii="Times" w:hAnsi="Times" w:cs="Times"/>
-          <w:sz w:val="24"/>
-          <w:sz-cs w:val="24"/>
-          <w:b/>
-        </w:rPr>
-        <w:t xml:space="preserve">Хүсэлт.</w:t>
-      </w:r>
-      <w:r>
-        <w:rPr>
-          <w:rFonts w:ascii="Times" w:hAnsi="Times" w:cs="Times"/>
-          <w:sz w:val="24"/>
-          <w:sz-cs w:val="24"/>
-        </w:rPr>
-        <w:t xml:space="preserve"> Платинум ивээн тэтгэгч 5 сая төгрөг ба түүнээс дээш (5–6 байгууллага); Алтан ивээн тэтгэгч 2 сая төгрөг, чиглэл бүрт нэг (5 байгууллага), энэ мөнгө тухайн чиглэлийн ялагч багийн шагнал болно; Мөнгөн ивээн тэтгэгч 1–2 сая төгрөг эсвэл хоол, цамц, үйлчилгээгээр. Шилдэг гурван багийн шагналын сан 5 саяас дээш. Нийт төсөв 63–74 сая төгрөг. Гэрээг Урам Энэрэл ТББ байгуулж, зар сурталчилгааны үйлчилгээний и-баримт олгоно.</w:t>
-      </w:r>
-    </w:p>
-    <w:p>
-      <w:pPr/>
-      <w:r>
-        <w:rPr>
-          <w:rFonts w:ascii="Times" w:hAnsi="Times" w:cs="Times"/>
-          <w:sz w:val="24"/>
-          <w:sz-cs w:val="24"/>
-          <w:b/>
-        </w:rPr>
-        <w:t xml:space="preserve">Шийдвэрийн хугацаа: 2026 оны 10-р сарын 25.</w:t>
-      </w:r>
-      <w:r>
-        <w:rPr>
-          <w:rFonts w:ascii="Times" w:hAnsi="Times" w:cs="Times"/>
-          <w:sz w:val="24"/>
-          <w:sz-cs w:val="24"/>
-        </w:rPr>
-        <w:t xml:space="preserve"> Холбоо барих: anartuvshinbayar1@gmail.com · hack-touchgrass.com</w:t>
-      </w:r>
-    </w:p>
-    <w:p>
-      <w:pPr/>
-      <w:r>
-        <w:rPr>
-          <w:rFonts w:ascii="Times" w:hAnsi="Times" w:cs="Times"/>
-          <w:sz w:val="24"/>
-          <w:sz-cs w:val="24"/>
-        </w:rPr>
-        <w:t xml:space="preserve"/>
       </w:r>
     </w:p>
     <w:sectPr>

--- a/docs/sponsorship-proposal.docx
+++ b/docs/sponsorship-proposal.docx
@@ -1043,7 +1043,7 @@
           <w:sz w:val="24"/>
           <w:sz-cs w:val="24"/>
         </w:rPr>
-        <w:t xml:space="preserve"> Goomaral Sandag-Ochir, co-founder and organizer · Anar Tuvshinbayar, co-founder and organizer, anartuvshinbayar1@gmail.com · Website: hack-touchgrass.com · Uram Enerel NGO's registration and bank details come with the contract.</w:t>
+        <w:t xml:space="preserve"> Goomaral Sandag-Ochir, founder and organizer · Anar Tuvshinbayar, founder and organizer, anartuvshinbayar1@gmail.com · Website: hack-touchgrass.com · Uram Enerel NGO's registration and bank details come with the contract.</w:t>
       </w:r>
     </w:p>
     <w:sectPr>

--- a/docs/sponsorship-proposal.docx
+++ b/docs/sponsorship-proposal.docx
@@ -75,7 +75,7 @@
           <w:sz w:val="24"/>
           <w:sz-cs w:val="24"/>
         </w:rPr>
-        <w:t xml:space="preserve"> A 24-hour hackathon where 220+ young people in about 55 teams build working prototypes for real problems. Five tracks on the model of Stanford's TreeHacks: Healthcare, Sustainability, Education, Humanity and AI. Software only. The event runs in English. Teams start Saturday 13:00 and submit Sunday 13:00; professional judges score every team; the best in each track presents on stage.</w:t>
+        <w:t xml:space="preserve"> A 24-hour hackathon where 220+ young people in about 55 teams build working prototypes for real problems. Five tracks on the model of Stanford's TreeHacks: Healthcare, Sustainability, Education, Humanity and AI. Software only. The event runs in English. Teams start Saturday 15:00 and submit Sunday 15:00; professional judges score every team; the best in each track presents on stage.</w:t>
       </w:r>
     </w:p>
     <w:p>
@@ -95,7 +95,7 @@
           <w:sz w:val="24"/>
           <w:sz-cs w:val="24"/>
         </w:rPr>
-        <w:t xml:space="preserve"> Saturday November 7 to Sunday November 8, 2026, in Ulaanbaatar; the venue is confirmed by October 14. Doors 11:00 Saturday, awards 16:20 Sunday.</w:t>
+        <w:t xml:space="preserve"> Saturday November 7 to Sunday November 8, 2026, in Ulaanbaatar; the venue is confirmed by October 14. Doors 13:00 Saturday, awards 18:20 Sunday.</w:t>
       </w:r>
     </w:p>
     <w:p>

--- a/docs/sponsorship-proposal.docx
+++ b/docs/sponsorship-proposal.docx
@@ -21,7 +21,7 @@
           <w:sz w:val="24"/>
           <w:sz-cs w:val="24"/>
         </w:rPr>
-        <w:t xml:space="preserve">A 24-hour youth hackathon · Healthcare · Sustainability · Education · Humanity · AI · Mongolia · November 7–8, 2026</w:t>
+        <w:t xml:space="preserve">A 24-hour youth hackathon · Healthcare · Sustainability · Education · Humanity · AI · Mongolia · November 28–29, 2026</w:t>
       </w:r>
     </w:p>
     <w:p>
@@ -75,7 +75,7 @@
           <w:sz w:val="24"/>
           <w:sz-cs w:val="24"/>
         </w:rPr>
-        <w:t xml:space="preserve"> A 24-hour hackathon where 220+ young people in about 55 teams build working prototypes for real problems. Five tracks on the model of Stanford's TreeHacks: Healthcare, Sustainability, Education, Humanity and AI. Software only. The event runs in English. Teams start Saturday 15:00 and submit Sunday 15:00; professional judges score every team; the best in each track presents on stage.</w:t>
+        <w:t xml:space="preserve"> A 24-hour hackathon where 220+ young people in about 55 teams build working prototypes for real problems. Five tracks on the model of Stanford's TreeHacks: Healthcare, Sustainability, Education, Humanity and AI. Software only. The event runs in English. Teams start Saturday 13:00 and submit Sunday 13:00; professional judges score every team; the best in each track presents on stage.</w:t>
       </w:r>
     </w:p>
     <w:p>
@@ -95,7 +95,7 @@
           <w:sz w:val="24"/>
           <w:sz-cs w:val="24"/>
         </w:rPr>
-        <w:t xml:space="preserve"> Saturday November 7 to Sunday November 8, 2026, in Ulaanbaatar; the venue is confirmed by October 14. Doors 13:00 Saturday, awards 18:20 Sunday.</w:t>
+        <w:t xml:space="preserve"> Saturday November 28 to Sunday November 29, 2026, in Ulaanbaatar; the venue is confirmed by November 4. Doors 11:00 Saturday, awards 16:20 Sunday.</w:t>
       </w:r>
     </w:p>
     <w:p>
@@ -283,7 +283,7 @@
           <w:sz-cs w:val="24"/>
           <w:b/>
         </w:rPr>
-        <w:t xml:space="preserve">Commitments close October 25, 2026.</w:t>
+        <w:t xml:space="preserve">Commitments close November 15, 2026.</w:t>
       </w:r>
     </w:p>
     <w:p>
@@ -964,7 +964,7 @@
           <w:sz-cs w:val="24"/>
           <w:b/>
         </w:rPr>
-        <w:t xml:space="preserve">October 25, 2026</w:t>
+        <w:t xml:space="preserve">November 15, 2026</w:t>
       </w:r>
       <w:r>
         <w:rPr>
@@ -1023,7 +1023,7 @@
         <w:tab/>
         <w:t xml:space="preserve">•</w:t>
         <w:tab/>
-        <w:t xml:space="preserve">Send your logo and a 40-word description. Name your judge, and for track sponsors your workshop speaker, by October 30.</w:t>
+        <w:t xml:space="preserve">Send your logo and a 40-word description. Name your judge, and for track sponsors your workshop speaker, by November 20.</w:t>
       </w:r>
     </w:p>
     <w:p>

--- a/docs/sponsorship-proposal.docx
+++ b/docs/sponsorship-proposal.docx
@@ -75,7 +75,7 @@
           <w:sz w:val="24"/>
           <w:sz-cs w:val="24"/>
         </w:rPr>
-        <w:t xml:space="preserve"> A 24-hour hackathon where 220+ young people in about 55 teams build working prototypes for real problems. Five tracks on the model of Stanford's TreeHacks: Healthcare, Sustainability, Education, Humanity and AI. Software only. The event runs in English. Teams start Saturday 13:00 and submit Sunday 13:00; professional judges score every team; the best in each track presents on stage.</w:t>
+        <w:t xml:space="preserve"> A 24-hour hackathon where 220+ young people in about 55 teams build working prototypes for real problems. Five tracks on the model of Stanford's TreeHacks: Healthcare, Sustainability, Education, Humanity and AI. Software only. Each team chooses to work and present in Mongolian or English. Teams start Saturday 13:00 and submit Sunday 13:00; professional judges score every team; the best in each track presents on stage.</w:t>
       </w:r>
     </w:p>
     <w:p>
